--- a/proactive-english-c1-sy/out/PE-C1-BK1-SY_Unit05_AnswerKey.docx
+++ b/proactive-english-c1-sy/out/PE-C1-BK1-SY_Unit05_AnswerKey.docx
@@ -3709,7 +3709,7 @@
                 <w:sz w:val="22"/>
                 <w:szCs w:val="22"/>
               </w:rPr>
-              <w:t xml:space="preserve">L. HADDAD</w:t>
+              <w:t xml:space="preserve">N. AJOUZ</w:t>
             </w:r>
             <w:r>
               <w:rPr>
@@ -4090,7 +4090,7 @@
                 <w:sz w:val="22"/>
                 <w:szCs w:val="22"/>
               </w:rPr>
-              <w:t xml:space="preserve">L. HADDAD · PHARMACIST</w:t>
+              <w:t xml:space="preserve">N. AJOUZ · PHARMACIST</w:t>
             </w:r>
             <w:r>
               <w:rPr>

--- a/proactive-english-c1-sy/out/PE-C1-BK1-SY_Unit05_AnswerKey.docx
+++ b/proactive-english-c1-sy/out/PE-C1-BK1-SY_Unit05_AnswerKey.docx
@@ -25668,7 +25668,7 @@
                 <w:sz w:val="22"/>
                 <w:szCs w:val="22"/>
               </w:rPr>
-              <w:t xml:space="preserve">This is the fourth mediation and the second that adds a reader, and the class should be shown how the two additions differ.</w:t>
+              <w:t xml:space="preserve">This is the fifth mediation and the second that adds a reader, and the class should be shown how the two additions differ.</w:t>
             </w:r>
             <w:r>
               <w:rPr>
